--- a/GSK/public/Esercizi/05_Creazione_template/Istruzioni.docx
+++ b/GSK/public/Esercizi/05_Creazione_template/Istruzioni.docx
@@ -19,16 +19,29 @@
     </w:p>
     <w:p>
       <w:pPr>
+        <w:pStyle w:val="Subtitle"/>
         <w:spacing w:after="240" w:before="240" w:lineRule="auto"/>
         <w:rPr/>
       </w:pPr>
+      <w:bookmarkStart w:colFirst="0" w:colLast="0" w:name="_heading=h.ckelyxkuvttu" w:id="1"/>
+      <w:bookmarkEnd w:id="1"/>
+      <w:r>
+        <w:rPr>
+          <w:rtl w:val="0"/>
+        </w:rPr>
+        <w:t xml:space="preserve">Creazione e Compilazione di un Template di Valutazione delle Performance</w:t>
+      </w:r>
+    </w:p>
+    <w:p>
+      <w:pPr>
+        <w:spacing w:after="240" w:before="240" w:lineRule="auto"/>
+        <w:rPr/>
+      </w:pPr>
       <w:r>
         <w:rPr>
           <w:b w:val="1"/>
           <w:rtl w:val="0"/>
         </w:rPr>
-        <w:t xml:space="preserve">Creazione e Compilazione di un Template di Valutazione delle Performance</w:t>
-        <w:br w:type="textWrapping"/>
         <w:t xml:space="preserve">Durata:</w:t>
       </w:r>
       <w:r>
@@ -36,6 +49,242 @@
           <w:rtl w:val="0"/>
         </w:rPr>
         <w:t xml:space="preserve"> 30 minuti</w:t>
+      </w:r>
+    </w:p>
+    <w:p>
+      <w:pPr>
+        <w:pStyle w:val="Heading2"/>
+        <w:keepNext w:val="0"/>
+        <w:keepLines w:val="0"/>
+        <w:spacing w:before="280" w:lineRule="auto"/>
+        <w:rPr/>
+      </w:pPr>
+      <w:bookmarkStart w:colFirst="0" w:colLast="0" w:name="_heading=h.ge7uy0bpzq0h" w:id="2"/>
+      <w:bookmarkEnd w:id="2"/>
+      <w:r>
+        <w:rPr>
+          <w:rtl w:val="0"/>
+        </w:rPr>
+        <w:t xml:space="preserve">Obiettivo</w:t>
+      </w:r>
+    </w:p>
+    <w:p>
+      <w:pPr>
+        <w:spacing w:after="240" w:before="240" w:lineRule="auto"/>
+        <w:rPr/>
+      </w:pPr>
+      <w:r>
+        <w:rPr>
+          <w:rtl w:val="0"/>
+        </w:rPr>
+        <w:t xml:space="preserve">Creare un template standardizzato partendo da una serie di valutazioni singole. Una volta ottenuto, utilizzarlo per compilare documenti di valutazione basati su </w:t>
+      </w:r>
+      <w:r>
+        <w:rPr>
+          <w:b w:val="1"/>
+          <w:rtl w:val="0"/>
+        </w:rPr>
+        <w:t xml:space="preserve">appunti non strutturati</w:t>
+      </w:r>
+      <w:r>
+        <w:rPr>
+          <w:rtl w:val="0"/>
+        </w:rPr>
+        <w:t xml:space="preserve">.</w:t>
+      </w:r>
+    </w:p>
+    <w:p>
+      <w:pPr>
+        <w:pStyle w:val="Heading2"/>
+        <w:keepNext w:val="0"/>
+        <w:keepLines w:val="0"/>
+        <w:spacing w:before="280" w:lineRule="auto"/>
+        <w:rPr/>
+      </w:pPr>
+      <w:bookmarkStart w:colFirst="0" w:colLast="0" w:name="_heading=h.azmb9yiasjm2" w:id="3"/>
+      <w:bookmarkEnd w:id="3"/>
+      <w:r>
+        <w:rPr>
+          <w:rtl w:val="0"/>
+        </w:rPr>
+        <w:t xml:space="preserve">Materiali forniti</w:t>
+      </w:r>
+    </w:p>
+    <w:p>
+      <w:pPr>
+        <w:numPr>
+          <w:ilvl w:val="0"/>
+          <w:numId w:val="7"/>
+        </w:numPr>
+        <w:spacing w:after="0" w:before="240" w:lineRule="auto"/>
+        <w:ind w:left="720" w:hanging="360"/>
+        <w:rPr/>
+      </w:pPr>
+      <w:r>
+        <w:rPr>
+          <w:b w:val="1"/>
+          <w:rtl w:val="0"/>
+        </w:rPr>
+        <w:t xml:space="preserve">Tre schede di valutazione</w:t>
+      </w:r>
+      <w:r>
+        <w:rPr>
+          <w:rtl w:val="0"/>
+        </w:rPr>
+        <w:t xml:space="preserve"> (per la Fase 1)</w:t>
+      </w:r>
+    </w:p>
+    <w:p>
+      <w:pPr>
+        <w:numPr>
+          <w:ilvl w:val="0"/>
+          <w:numId w:val="7"/>
+        </w:numPr>
+        <w:spacing w:after="0" w:before="0" w:lineRule="auto"/>
+        <w:ind w:left="720" w:hanging="360"/>
+        <w:rPr/>
+      </w:pPr>
+      <w:r>
+        <w:rPr>
+          <w:b w:val="1"/>
+          <w:rtl w:val="0"/>
+        </w:rPr>
+        <w:t xml:space="preserve">Template</w:t>
+      </w:r>
+      <w:r>
+        <w:rPr>
+          <w:rtl w:val="0"/>
+        </w:rPr>
+        <w:t xml:space="preserve"> (per la Fase 2)</w:t>
+      </w:r>
+    </w:p>
+    <w:p>
+      <w:pPr>
+        <w:numPr>
+          <w:ilvl w:val="0"/>
+          <w:numId w:val="7"/>
+        </w:numPr>
+        <w:spacing w:after="0" w:before="0" w:lineRule="auto"/>
+        <w:ind w:left="720" w:hanging="360"/>
+        <w:rPr/>
+      </w:pPr>
+      <w:r>
+        <w:rPr>
+          <w:b w:val="1"/>
+          <w:rtl w:val="0"/>
+        </w:rPr>
+        <w:t xml:space="preserve">Appunti 1-a-1 con Marco</w:t>
+      </w:r>
+      <w:r>
+        <w:rPr>
+          <w:rtl w:val="0"/>
+        </w:rPr>
+        <w:t xml:space="preserve"> (per la Fase 2 – primo step)</w:t>
+      </w:r>
+    </w:p>
+    <w:p>
+      <w:pPr>
+        <w:numPr>
+          <w:ilvl w:val="0"/>
+          <w:numId w:val="7"/>
+        </w:numPr>
+        <w:spacing w:after="240" w:before="0" w:lineRule="auto"/>
+        <w:ind w:left="720" w:hanging="360"/>
+        <w:rPr/>
+      </w:pPr>
+      <w:r>
+        <w:rPr>
+          <w:b w:val="1"/>
+          <w:rtl w:val="0"/>
+        </w:rPr>
+        <w:t xml:space="preserve">Appunti 1-a-1 con Alessia e Davide</w:t>
+      </w:r>
+      <w:r>
+        <w:rPr>
+          <w:rtl w:val="0"/>
+        </w:rPr>
+        <w:t xml:space="preserve"> (per la Fase 2 – secondo step)</w:t>
+      </w:r>
+    </w:p>
+    <w:p>
+      <w:pPr>
+        <w:pStyle w:val="Heading2"/>
+        <w:spacing w:after="240" w:before="240" w:lineRule="auto"/>
+        <w:rPr/>
+      </w:pPr>
+      <w:bookmarkStart w:colFirst="0" w:colLast="0" w:name="_heading=h.trgz4zeic6wk" w:id="4"/>
+      <w:bookmarkEnd w:id="4"/>
+      <w:r>
+        <w:rPr>
+          <w:rtl w:val="0"/>
+        </w:rPr>
+        <w:t xml:space="preserve">Suggerimenti</w:t>
+      </w:r>
+    </w:p>
+    <w:p>
+      <w:pPr>
+        <w:numPr>
+          <w:ilvl w:val="0"/>
+          <w:numId w:val="2"/>
+        </w:numPr>
+        <w:spacing w:after="0" w:before="240" w:lineRule="auto"/>
+        <w:ind w:left="720" w:hanging="360"/>
+        <w:rPr/>
+      </w:pPr>
+      <w:r>
+        <w:rPr>
+          <w:rtl w:val="0"/>
+        </w:rPr>
+        <w:t xml:space="preserve">Se ci si blocca nella fase di creazione del template, utilizzare GiGi per generare suggerimenti su quali campi includere.</w:t>
+      </w:r>
+    </w:p>
+    <w:p>
+      <w:pPr>
+        <w:numPr>
+          <w:ilvl w:val="0"/>
+          <w:numId w:val="2"/>
+        </w:numPr>
+        <w:spacing w:after="0" w:before="0" w:lineRule="auto"/>
+        <w:ind w:left="720" w:hanging="360"/>
+        <w:rPr/>
+      </w:pPr>
+      <w:r>
+        <w:rPr>
+          <w:rtl w:val="0"/>
+        </w:rPr>
+        <w:t xml:space="preserve">Prestare attenzione alla coerenza tra gli appunti e il documento di valutazione compilato.</w:t>
+      </w:r>
+    </w:p>
+    <w:p>
+      <w:pPr>
+        <w:numPr>
+          <w:ilvl w:val="0"/>
+          <w:numId w:val="2"/>
+        </w:numPr>
+        <w:spacing w:after="240" w:before="0" w:lineRule="auto"/>
+        <w:ind w:left="720" w:hanging="360"/>
+        <w:rPr/>
+      </w:pPr>
+      <w:r>
+        <w:rPr>
+          <w:rtl w:val="0"/>
+        </w:rPr>
+        <w:t xml:space="preserve">Nel confronto finale, riflettere su quanto il template standardizzato aiuti a strutturare meglio le valutazioni rispetto agli appunti non strutturati.</w:t>
+      </w:r>
+    </w:p>
+    <w:p>
+      <w:pPr>
+        <w:pStyle w:val="Heading1"/>
+        <w:spacing w:after="240" w:before="240" w:lineRule="auto"/>
+        <w:rPr/>
+      </w:pPr>
+      <w:bookmarkStart w:colFirst="0" w:colLast="0" w:name="_heading=h.nedbqh752a3o" w:id="5"/>
+      <w:bookmarkEnd w:id="5"/>
+      <w:r>
+        <w:rPr>
+          <w:rtl w:val="0"/>
+        </w:rPr>
+        <w:t xml:space="preserve">Attività da svolgere</w:t>
       </w:r>
     </w:p>
     <w:p>
@@ -43,50 +292,165 @@
         <w:pStyle w:val="Heading3"/>
         <w:keepNext w:val="0"/>
         <w:keepLines w:val="0"/>
-        <w:spacing w:before="280" w:lineRule="auto"/>
+        <w:spacing w:after="40" w:before="240" w:lineRule="auto"/>
+        <w:rPr/>
+      </w:pPr>
+      <w:bookmarkStart w:colFirst="0" w:colLast="0" w:name="_heading=h.hzw9mn5zhh41" w:id="6"/>
+      <w:bookmarkEnd w:id="6"/>
+      <w:r>
+        <w:rPr>
+          <w:rtl w:val="0"/>
+        </w:rPr>
+        <w:t xml:space="preserve">Fase 1: Creazione del Template di Valutazione (15 minuti)</w:t>
+      </w:r>
+    </w:p>
+    <w:p>
+      <w:pPr>
+        <w:numPr>
+          <w:ilvl w:val="0"/>
+          <w:numId w:val="3"/>
+        </w:numPr>
+        <w:spacing w:after="0" w:before="240" w:lineRule="auto"/>
+        <w:ind w:left="720" w:hanging="360"/>
+        <w:rPr/>
+      </w:pPr>
+      <w:r>
+        <w:rPr>
+          <w:rtl w:val="0"/>
+        </w:rPr>
+        <w:t xml:space="preserve">Analizzare le tre schede di valutazione fornite.</w:t>
+      </w:r>
+    </w:p>
+    <w:p>
+      <w:pPr>
+        <w:numPr>
+          <w:ilvl w:val="0"/>
+          <w:numId w:val="3"/>
+        </w:numPr>
+        <w:spacing w:after="0" w:before="0" w:lineRule="auto"/>
+        <w:ind w:left="720" w:hanging="360"/>
+        <w:rPr/>
+      </w:pPr>
+      <w:r>
+        <w:rPr>
+          <w:rtl w:val="0"/>
+        </w:rPr>
+        <w:t xml:space="preserve">Chiedi a GiGi di identificare gli elementi comuni tra le schede, anche se scritti in modi diversi o con strutture differenti.</w:t>
+      </w:r>
+    </w:p>
+    <w:p>
+      <w:pPr>
+        <w:numPr>
+          <w:ilvl w:val="0"/>
+          <w:numId w:val="3"/>
+        </w:numPr>
+        <w:spacing w:after="0" w:before="0" w:lineRule="auto"/>
+        <w:ind w:left="720" w:hanging="360"/>
+        <w:rPr/>
+      </w:pPr>
+      <w:r>
+        <w:rPr>
+          <w:rtl w:val="0"/>
+        </w:rPr>
+        <w:t xml:space="preserve">Chiedi a GiGi di creare un template che standardizzi le informazioni più rilevanti e motivi il perché siano più rilevanti.</w:t>
+      </w:r>
+    </w:p>
+    <w:p>
+      <w:pPr>
+        <w:numPr>
+          <w:ilvl w:val="0"/>
+          <w:numId w:val="3"/>
+        </w:numPr>
+        <w:spacing w:after="240" w:before="0" w:lineRule="auto"/>
+        <w:ind w:left="720" w:hanging="360"/>
+        <w:rPr/>
+      </w:pPr>
+      <w:r>
+        <w:rPr>
+          <w:rtl w:val="0"/>
+        </w:rPr>
+        <w:t xml:space="preserve">Confrontare il template generato con quello fornito nel materiale.</w:t>
+      </w:r>
+    </w:p>
+    <w:p>
+      <w:pPr>
+        <w:spacing w:after="240" w:before="240" w:lineRule="auto"/>
         <w:rPr>
           <w:b w:val="1"/>
-          <w:color w:val="000000"/>
-          <w:sz w:val="26"/>
-          <w:szCs w:val="26"/>
-        </w:rPr>
-      </w:pPr>
-      <w:bookmarkStart w:colFirst="0" w:colLast="0" w:name="_heading=h.ge7uy0bpzq0h" w:id="1"/>
-      <w:bookmarkEnd w:id="1"/>
+        </w:rPr>
+      </w:pPr>
       <w:r>
         <w:rPr>
           <w:b w:val="1"/>
-          <w:color w:val="000000"/>
-          <w:sz w:val="26"/>
-          <w:szCs w:val="26"/>
-          <w:rtl w:val="0"/>
-        </w:rPr>
-        <w:t xml:space="preserve">Obiettivo</w:t>
-      </w:r>
-    </w:p>
-    <w:p>
-      <w:pPr>
-        <w:spacing w:after="240" w:before="240" w:lineRule="auto"/>
-        <w:rPr/>
-      </w:pPr>
-      <w:r>
-        <w:rPr>
-          <w:rtl w:val="0"/>
-        </w:rPr>
-        <w:t xml:space="preserve">Creare un template standardizzato partendo da una serie di valutazioni singole. Una volta ottenuto, utilizzarlo per compilare documenti di valutazione basati su </w:t>
-      </w:r>
-      <w:r>
-        <w:rPr>
-          <w:b w:val="1"/>
-          <w:rtl w:val="0"/>
-        </w:rPr>
-        <w:t xml:space="preserve">appunti non strutturati</w:t>
-      </w:r>
-      <w:r>
-        <w:rPr>
-          <w:rtl w:val="0"/>
-        </w:rPr>
-        <w:t xml:space="preserve">.</w:t>
+          <w:rtl w:val="0"/>
+        </w:rPr>
+        <w:t xml:space="preserve">Output atteso:</w:t>
+      </w:r>
+    </w:p>
+    <w:p>
+      <w:pPr>
+        <w:numPr>
+          <w:ilvl w:val="0"/>
+          <w:numId w:val="4"/>
+        </w:numPr>
+        <w:spacing w:after="0" w:before="240" w:lineRule="auto"/>
+        <w:ind w:left="720" w:hanging="360"/>
+        <w:rPr/>
+      </w:pPr>
+      <w:r>
+        <w:rPr>
+          <w:rtl w:val="0"/>
+        </w:rPr>
+        <w:t xml:space="preserve">Template strutturato basato sulle schede di valutazione.</w:t>
+      </w:r>
+    </w:p>
+    <w:p>
+      <w:pPr>
+        <w:numPr>
+          <w:ilvl w:val="0"/>
+          <w:numId w:val="4"/>
+        </w:numPr>
+        <w:spacing w:after="0" w:before="0" w:lineRule="auto"/>
+        <w:ind w:left="720" w:hanging="360"/>
+        <w:rPr/>
+      </w:pPr>
+      <w:r>
+        <w:rPr>
+          <w:rtl w:val="0"/>
+        </w:rPr>
+        <w:t xml:space="preserve">Motivazioni generate da GiGi per la scelta dei campi inseriti.</w:t>
+      </w:r>
+    </w:p>
+    <w:p>
+      <w:pPr>
+        <w:numPr>
+          <w:ilvl w:val="0"/>
+          <w:numId w:val="4"/>
+        </w:numPr>
+        <w:spacing w:after="240" w:before="0" w:lineRule="auto"/>
+        <w:ind w:left="720" w:hanging="360"/>
+        <w:rPr/>
+      </w:pPr>
+      <w:r>
+        <w:rPr>
+          <w:rtl w:val="0"/>
+        </w:rPr>
+        <w:t xml:space="preserve">Confronto con il template fornito.</w:t>
+      </w:r>
+    </w:p>
+    <w:p>
+      <w:pPr>
+        <w:rPr/>
+      </w:pPr>
+      <w:r>
+        <w:pict>
+          <v:rect style="width:0.0pt;height:1.5pt" o:hr="t" o:hrstd="t" o:hralign="center" fillcolor="#A0A0A0" stroked="f"/>
+        </w:pict>
+      </w:r>
+      <w:r>
+        <w:rPr>
+          <w:rtl w:val="0"/>
+        </w:rPr>
       </w:r>
     </w:p>
     <w:p>
@@ -94,207 +458,28 @@
         <w:pStyle w:val="Heading3"/>
         <w:keepNext w:val="0"/>
         <w:keepLines w:val="0"/>
-        <w:spacing w:before="280" w:lineRule="auto"/>
-        <w:rPr>
-          <w:b w:val="1"/>
-          <w:color w:val="000000"/>
-          <w:sz w:val="26"/>
-          <w:szCs w:val="26"/>
-        </w:rPr>
-      </w:pPr>
-      <w:bookmarkStart w:colFirst="0" w:colLast="0" w:name="_heading=h.azmb9yiasjm2" w:id="2"/>
-      <w:bookmarkEnd w:id="2"/>
-      <w:r>
-        <w:rPr>
-          <w:b w:val="1"/>
-          <w:color w:val="000000"/>
-          <w:sz w:val="26"/>
-          <w:szCs w:val="26"/>
-          <w:rtl w:val="0"/>
-        </w:rPr>
-        <w:t xml:space="preserve">Materiali forniti</w:t>
-      </w:r>
-    </w:p>
-    <w:p>
-      <w:pPr>
-        <w:numPr>
-          <w:ilvl w:val="0"/>
-          <w:numId w:val="7"/>
-        </w:numPr>
-        <w:spacing w:after="0" w:before="240" w:lineRule="auto"/>
-        <w:ind w:left="720" w:hanging="360"/>
-        <w:rPr/>
-      </w:pPr>
-      <w:r>
-        <w:rPr>
-          <w:b w:val="1"/>
-          <w:rtl w:val="0"/>
-        </w:rPr>
-        <w:t xml:space="preserve">Tre schede di valutazione</w:t>
-      </w:r>
-      <w:r>
-        <w:rPr>
-          <w:rtl w:val="0"/>
-        </w:rPr>
-        <w:t xml:space="preserve"> (per la Fase 1)</w:t>
-      </w:r>
-    </w:p>
-    <w:p>
-      <w:pPr>
-        <w:numPr>
-          <w:ilvl w:val="0"/>
-          <w:numId w:val="7"/>
-        </w:numPr>
-        <w:spacing w:after="0" w:before="0" w:lineRule="auto"/>
-        <w:ind w:left="720" w:hanging="360"/>
-        <w:rPr/>
-      </w:pPr>
-      <w:r>
-        <w:rPr>
-          <w:b w:val="1"/>
-          <w:rtl w:val="0"/>
-        </w:rPr>
-        <w:t xml:space="preserve">Template</w:t>
-      </w:r>
-      <w:r>
-        <w:rPr>
-          <w:rtl w:val="0"/>
-        </w:rPr>
-        <w:t xml:space="preserve"> (per la Fase 2)</w:t>
-      </w:r>
-    </w:p>
-    <w:p>
-      <w:pPr>
-        <w:numPr>
-          <w:ilvl w:val="0"/>
-          <w:numId w:val="7"/>
-        </w:numPr>
-        <w:spacing w:after="0" w:before="0" w:lineRule="auto"/>
-        <w:ind w:left="720" w:hanging="360"/>
-        <w:rPr/>
-      </w:pPr>
-      <w:r>
-        <w:rPr>
-          <w:b w:val="1"/>
-          <w:rtl w:val="0"/>
-        </w:rPr>
-        <w:t xml:space="preserve">Appunti 1-a-1 con Marco</w:t>
-      </w:r>
-      <w:r>
-        <w:rPr>
-          <w:rtl w:val="0"/>
-        </w:rPr>
-        <w:t xml:space="preserve"> (per la Fase 2 – primo step)</w:t>
-      </w:r>
-    </w:p>
-    <w:p>
-      <w:pPr>
-        <w:numPr>
-          <w:ilvl w:val="0"/>
-          <w:numId w:val="7"/>
-        </w:numPr>
-        <w:spacing w:after="240" w:before="0" w:lineRule="auto"/>
-        <w:ind w:left="720" w:hanging="360"/>
-        <w:rPr/>
-      </w:pPr>
-      <w:r>
-        <w:rPr>
-          <w:b w:val="1"/>
-          <w:rtl w:val="0"/>
-        </w:rPr>
-        <w:t xml:space="preserve">Appunti 1-a-1 con Alessia e Davide</w:t>
-      </w:r>
-      <w:r>
-        <w:rPr>
-          <w:rtl w:val="0"/>
-        </w:rPr>
-        <w:t xml:space="preserve"> (per la Fase 2 – secondo step)</w:t>
-      </w:r>
-    </w:p>
-    <w:p>
-      <w:pPr>
-        <w:pStyle w:val="Heading3"/>
+        <w:spacing w:after="40" w:before="240" w:lineRule="auto"/>
+        <w:rPr/>
+      </w:pPr>
+      <w:bookmarkStart w:colFirst="0" w:colLast="0" w:name="_heading=h.hhg7ms43k0p" w:id="7"/>
+      <w:bookmarkEnd w:id="7"/>
+      <w:r>
+        <w:rPr>
+          <w:rtl w:val="0"/>
+        </w:rPr>
+        <w:t xml:space="preserve">Fase 2: Compilazione del Template con Appunti 1-a-1 (15 minuti)</w:t>
+      </w:r>
+    </w:p>
+    <w:p>
+      <w:pPr>
         <w:spacing w:after="240" w:before="240" w:lineRule="auto"/>
         <w:rPr/>
       </w:pPr>
-      <w:bookmarkStart w:colFirst="0" w:colLast="0" w:name="_heading=h.trgz4zeic6wk" w:id="3"/>
-      <w:bookmarkEnd w:id="3"/>
-      <w:r>
-        <w:rPr>
-          <w:rtl w:val="0"/>
-        </w:rPr>
-        <w:t xml:space="preserve">Suggerimenti</w:t>
-      </w:r>
-    </w:p>
-    <w:p>
-      <w:pPr>
-        <w:numPr>
-          <w:ilvl w:val="0"/>
-          <w:numId w:val="2"/>
-        </w:numPr>
-        <w:spacing w:after="0" w:before="240" w:lineRule="auto"/>
-        <w:ind w:left="720" w:hanging="360"/>
-        <w:rPr/>
-      </w:pPr>
-      <w:r>
-        <w:rPr>
-          <w:rtl w:val="0"/>
-        </w:rPr>
-        <w:t xml:space="preserve">Se ci si blocca nella fase di creazione del template, utilizzare GiGi per generare suggerimenti su quali campi includere.</w:t>
-      </w:r>
-    </w:p>
-    <w:p>
-      <w:pPr>
-        <w:numPr>
-          <w:ilvl w:val="0"/>
-          <w:numId w:val="2"/>
-        </w:numPr>
-        <w:spacing w:after="0" w:before="0" w:lineRule="auto"/>
-        <w:ind w:left="720" w:hanging="360"/>
-        <w:rPr/>
-      </w:pPr>
-      <w:r>
-        <w:rPr>
-          <w:rtl w:val="0"/>
-        </w:rPr>
-        <w:t xml:space="preserve">Prestare attenzione alla coerenza tra gli appunti e il documento di valutazione compilato.</w:t>
-      </w:r>
-    </w:p>
-    <w:p>
-      <w:pPr>
-        <w:numPr>
-          <w:ilvl w:val="0"/>
-          <w:numId w:val="2"/>
-        </w:numPr>
-        <w:spacing w:after="240" w:before="0" w:lineRule="auto"/>
-        <w:ind w:left="720" w:hanging="360"/>
-        <w:rPr/>
-      </w:pPr>
-      <w:r>
-        <w:rPr>
-          <w:rtl w:val="0"/>
-        </w:rPr>
-        <w:t xml:space="preserve">Nel confronto finale, riflettere su quanto il template standardizzato aiuti a strutturare meglio le valutazioni rispetto agli appunti non strutturati.</w:t>
-      </w:r>
-    </w:p>
-    <w:p>
-      <w:pPr>
-        <w:spacing w:after="240" w:before="240" w:lineRule="auto"/>
-        <w:ind w:left="0" w:firstLine="0"/>
-        <w:rPr>
-          <w:b w:val="1"/>
-          <w:sz w:val="26"/>
-          <w:szCs w:val="26"/>
-        </w:rPr>
-      </w:pPr>
-      <w:r>
-        <w:rPr>
-          <w:b w:val="1"/>
-          <w:sz w:val="26"/>
-          <w:szCs w:val="26"/>
-          <w:rtl w:val="0"/>
-        </w:rPr>
-        <w:t xml:space="preserve">Attività da svolgere</w:t>
+      <w:r>
+        <w:rPr>
+          <w:rtl w:val="0"/>
+        </w:rPr>
+        <w:t xml:space="preserve">Si divide in due step:</w:t>
       </w:r>
     </w:p>
     <w:p>
@@ -302,32 +487,23 @@
         <w:pStyle w:val="Heading4"/>
         <w:keepNext w:val="0"/>
         <w:keepLines w:val="0"/>
-        <w:spacing w:after="40" w:before="240" w:lineRule="auto"/>
-        <w:rPr>
-          <w:b w:val="1"/>
-          <w:color w:val="000000"/>
-          <w:sz w:val="22"/>
-          <w:szCs w:val="22"/>
-        </w:rPr>
-      </w:pPr>
-      <w:bookmarkStart w:colFirst="0" w:colLast="0" w:name="_heading=h.hzw9mn5zhh41" w:id="4"/>
-      <w:bookmarkEnd w:id="4"/>
-      <w:r>
-        <w:rPr>
-          <w:b w:val="1"/>
-          <w:color w:val="000000"/>
-          <w:sz w:val="22"/>
-          <w:szCs w:val="22"/>
-          <w:rtl w:val="0"/>
-        </w:rPr>
-        <w:t xml:space="preserve">Fase 1: Creazione del Template di Valutazione (15 minuti)</w:t>
-      </w:r>
-    </w:p>
-    <w:p>
-      <w:pPr>
-        <w:numPr>
-          <w:ilvl w:val="0"/>
-          <w:numId w:val="3"/>
+        <w:spacing w:after="40" w:before="220" w:lineRule="auto"/>
+        <w:rPr/>
+      </w:pPr>
+      <w:bookmarkStart w:colFirst="0" w:colLast="0" w:name="_heading=h.ce1rhqp1dl0r" w:id="8"/>
+      <w:bookmarkEnd w:id="8"/>
+      <w:r>
+        <w:rPr>
+          <w:rtl w:val="0"/>
+        </w:rPr>
+        <w:t xml:space="preserve">Step 1: Creazione del Documento di Valutazione per Marco (7 minuti)</w:t>
+      </w:r>
+    </w:p>
+    <w:p>
+      <w:pPr>
+        <w:numPr>
+          <w:ilvl w:val="0"/>
+          <w:numId w:val="1"/>
         </w:numPr>
         <w:spacing w:after="0" w:before="240" w:lineRule="auto"/>
         <w:ind w:left="720" w:hanging="360"/>
@@ -337,14 +513,14 @@
         <w:rPr>
           <w:rtl w:val="0"/>
         </w:rPr>
-        <w:t xml:space="preserve">Analizzare le tre schede di valutazione fornite.</w:t>
-      </w:r>
-    </w:p>
-    <w:p>
-      <w:pPr>
-        <w:numPr>
-          <w:ilvl w:val="0"/>
-          <w:numId w:val="3"/>
+        <w:t xml:space="preserve">Utilizzare gli appunti 1-a-1 relativi a Marco.</w:t>
+      </w:r>
+    </w:p>
+    <w:p>
+      <w:pPr>
+        <w:numPr>
+          <w:ilvl w:val="0"/>
+          <w:numId w:val="1"/>
         </w:numPr>
         <w:spacing w:after="0" w:before="0" w:lineRule="auto"/>
         <w:ind w:left="720" w:hanging="360"/>
@@ -354,31 +530,14 @@
         <w:rPr>
           <w:rtl w:val="0"/>
         </w:rPr>
-        <w:t xml:space="preserve">Chiedi a GiGi di identificare gli elementi comuni tra le schede, anche se scritti in modi diversi o con strutture differenti.</w:t>
-      </w:r>
-    </w:p>
-    <w:p>
-      <w:pPr>
-        <w:numPr>
-          <w:ilvl w:val="0"/>
-          <w:numId w:val="3"/>
-        </w:numPr>
-        <w:spacing w:after="0" w:before="0" w:lineRule="auto"/>
-        <w:ind w:left="720" w:hanging="360"/>
-        <w:rPr/>
-      </w:pPr>
-      <w:r>
-        <w:rPr>
-          <w:rtl w:val="0"/>
-        </w:rPr>
-        <w:t xml:space="preserve">Chiedi a GiGi di creare un template che standardizzi le informazioni più rilevanti e motivi il perché siano più rilevanti.</w:t>
-      </w:r>
-    </w:p>
-    <w:p>
-      <w:pPr>
-        <w:numPr>
-          <w:ilvl w:val="0"/>
-          <w:numId w:val="3"/>
+        <w:t xml:space="preserve">Aprire una nuova chat e chiedere a GiGi di compilare il template creato nella Fase 1 con le informazioni tratte dagli appunti.</w:t>
+      </w:r>
+    </w:p>
+    <w:p>
+      <w:pPr>
+        <w:numPr>
+          <w:ilvl w:val="0"/>
+          <w:numId w:val="1"/>
         </w:numPr>
         <w:spacing w:after="240" w:before="0" w:lineRule="auto"/>
         <w:ind w:left="720" w:hanging="360"/>
@@ -388,88 +547,7 @@
         <w:rPr>
           <w:rtl w:val="0"/>
         </w:rPr>
-        <w:t xml:space="preserve">Confrontare il template generato con quello fornito nel materiale.</w:t>
-      </w:r>
-    </w:p>
-    <w:p>
-      <w:pPr>
-        <w:spacing w:after="240" w:before="240" w:lineRule="auto"/>
-        <w:rPr>
-          <w:b w:val="1"/>
-        </w:rPr>
-      </w:pPr>
-      <w:r>
-        <w:rPr>
-          <w:b w:val="1"/>
-          <w:rtl w:val="0"/>
-        </w:rPr>
-        <w:t xml:space="preserve">Output atteso:</w:t>
-      </w:r>
-    </w:p>
-    <w:p>
-      <w:pPr>
-        <w:numPr>
-          <w:ilvl w:val="0"/>
-          <w:numId w:val="4"/>
-        </w:numPr>
-        <w:spacing w:after="0" w:before="240" w:lineRule="auto"/>
-        <w:ind w:left="720" w:hanging="360"/>
-        <w:rPr/>
-      </w:pPr>
-      <w:r>
-        <w:rPr>
-          <w:rtl w:val="0"/>
-        </w:rPr>
-        <w:t xml:space="preserve">Template strutturato basato sulle schede di valutazione.</w:t>
-      </w:r>
-    </w:p>
-    <w:p>
-      <w:pPr>
-        <w:numPr>
-          <w:ilvl w:val="0"/>
-          <w:numId w:val="4"/>
-        </w:numPr>
-        <w:spacing w:after="0" w:before="0" w:lineRule="auto"/>
-        <w:ind w:left="720" w:hanging="360"/>
-        <w:rPr/>
-      </w:pPr>
-      <w:r>
-        <w:rPr>
-          <w:rtl w:val="0"/>
-        </w:rPr>
-        <w:t xml:space="preserve">Motivazioni generate da GiGi per la scelta dei campi inseriti.</w:t>
-      </w:r>
-    </w:p>
-    <w:p>
-      <w:pPr>
-        <w:numPr>
-          <w:ilvl w:val="0"/>
-          <w:numId w:val="4"/>
-        </w:numPr>
-        <w:spacing w:after="240" w:before="0" w:lineRule="auto"/>
-        <w:ind w:left="720" w:hanging="360"/>
-        <w:rPr/>
-      </w:pPr>
-      <w:r>
-        <w:rPr>
-          <w:rtl w:val="0"/>
-        </w:rPr>
-        <w:t xml:space="preserve">Confronto con il template fornito.</w:t>
-      </w:r>
-    </w:p>
-    <w:p>
-      <w:pPr>
-        <w:rPr/>
-      </w:pPr>
-      <w:r>
-        <w:pict>
-          <v:rect style="width:0.0pt;height:1.5pt" o:hr="t" o:hrstd="t" o:hralign="center" fillcolor="#A0A0A0" stroked="f"/>
-        </w:pict>
-      </w:r>
-      <w:r>
-        <w:rPr>
-          <w:rtl w:val="0"/>
-        </w:rPr>
+        <w:t xml:space="preserve">Assicurarsi che tutti i campi del template siano riempiti in modo coerente e strutturato.</w:t>
       </w:r>
     </w:p>
     <w:p>
@@ -477,273 +555,128 @@
         <w:pStyle w:val="Heading4"/>
         <w:keepNext w:val="0"/>
         <w:keepLines w:val="0"/>
-        <w:spacing w:after="40" w:before="240" w:lineRule="auto"/>
+        <w:spacing w:after="40" w:before="220" w:lineRule="auto"/>
+        <w:rPr/>
+      </w:pPr>
+      <w:bookmarkStart w:colFirst="0" w:colLast="0" w:name="_heading=h.d5nfhcsoe650" w:id="9"/>
+      <w:bookmarkEnd w:id="9"/>
+      <w:r>
+        <w:rPr>
+          <w:rtl w:val="0"/>
+        </w:rPr>
+        <w:t xml:space="preserve">Step 2: Creazione dei Documenti di Valutazione per Alessia e Davide (8 minuti)</w:t>
+      </w:r>
+    </w:p>
+    <w:p>
+      <w:pPr>
+        <w:numPr>
+          <w:ilvl w:val="0"/>
+          <w:numId w:val="5"/>
+        </w:numPr>
+        <w:spacing w:after="0" w:before="240" w:lineRule="auto"/>
+        <w:ind w:left="720" w:hanging="360"/>
+        <w:rPr/>
+      </w:pPr>
+      <w:r>
+        <w:rPr>
+          <w:rtl w:val="0"/>
+        </w:rPr>
+        <w:t xml:space="preserve">Utilizzare gli appunti 1-a-1 relativi a Alessia e Davide.</w:t>
+      </w:r>
+    </w:p>
+    <w:p>
+      <w:pPr>
+        <w:numPr>
+          <w:ilvl w:val="0"/>
+          <w:numId w:val="5"/>
+        </w:numPr>
+        <w:spacing w:after="0" w:before="0" w:lineRule="auto"/>
+        <w:ind w:left="720" w:hanging="360"/>
+        <w:rPr/>
+      </w:pPr>
+      <w:r>
+        <w:rPr>
+          <w:rtl w:val="0"/>
+        </w:rPr>
+        <w:t xml:space="preserve">Aprire una nuova chat e chiedere a GiGi di compilare due documenti di valutazione separati, seguendo il template standardizzato.</w:t>
+      </w:r>
+    </w:p>
+    <w:p>
+      <w:pPr>
+        <w:numPr>
+          <w:ilvl w:val="0"/>
+          <w:numId w:val="5"/>
+        </w:numPr>
+        <w:spacing w:after="240" w:before="0" w:lineRule="auto"/>
+        <w:ind w:left="720" w:hanging="360"/>
+        <w:rPr/>
+      </w:pPr>
+      <w:r>
+        <w:rPr>
+          <w:rtl w:val="0"/>
+        </w:rPr>
+        <w:t xml:space="preserve">Verificare che le informazioni siano riportate in modo chiaro e coerente.</w:t>
+      </w:r>
+    </w:p>
+    <w:p>
+      <w:pPr>
+        <w:spacing w:after="240" w:before="240" w:lineRule="auto"/>
         <w:rPr>
           <w:b w:val="1"/>
-          <w:color w:val="000000"/>
-          <w:sz w:val="22"/>
-          <w:szCs w:val="22"/>
-        </w:rPr>
-      </w:pPr>
-      <w:bookmarkStart w:colFirst="0" w:colLast="0" w:name="_heading=h.wdutidz2akkk" w:id="5"/>
-      <w:bookmarkEnd w:id="5"/>
-      <w:r>
-        <w:rPr>
-          <w:rtl w:val="0"/>
-        </w:rPr>
-      </w:r>
-    </w:p>
-    <w:p>
-      <w:pPr>
-        <w:pStyle w:val="Heading4"/>
-        <w:keepNext w:val="0"/>
-        <w:keepLines w:val="0"/>
-        <w:spacing w:after="40" w:before="240" w:lineRule="auto"/>
+        </w:rPr>
+      </w:pPr>
+      <w:r>
         <w:rPr>
           <w:b w:val="1"/>
-          <w:color w:val="000000"/>
-          <w:sz w:val="22"/>
-          <w:szCs w:val="22"/>
-        </w:rPr>
-      </w:pPr>
-      <w:bookmarkStart w:colFirst="0" w:colLast="0" w:name="_heading=h.hhg7ms43k0p" w:id="6"/>
-      <w:bookmarkEnd w:id="6"/>
-      <w:r>
-        <w:rPr>
-          <w:b w:val="1"/>
-          <w:color w:val="000000"/>
-          <w:sz w:val="22"/>
-          <w:szCs w:val="22"/>
-          <w:rtl w:val="0"/>
-        </w:rPr>
-        <w:t xml:space="preserve">Fase 2: Compilazione del Template con Appunti 1-a-1 (15 minuti)</w:t>
-      </w:r>
-    </w:p>
-    <w:p>
-      <w:pPr>
+          <w:rtl w:val="0"/>
+        </w:rPr>
+        <w:t xml:space="preserve">Output atteso:</w:t>
+      </w:r>
+    </w:p>
+    <w:p>
+      <w:pPr>
+        <w:numPr>
+          <w:ilvl w:val="0"/>
+          <w:numId w:val="6"/>
+        </w:numPr>
+        <w:spacing w:after="0" w:before="240" w:lineRule="auto"/>
+        <w:ind w:left="720" w:hanging="360"/>
+        <w:rPr/>
+      </w:pPr>
+      <w:r>
+        <w:rPr>
+          <w:rtl w:val="0"/>
+        </w:rPr>
+        <w:t xml:space="preserve">Documento di valutazione compilato per Marco.</w:t>
+      </w:r>
+    </w:p>
+    <w:p>
+      <w:pPr>
+        <w:numPr>
+          <w:ilvl w:val="0"/>
+          <w:numId w:val="6"/>
+        </w:numPr>
+        <w:spacing w:after="240" w:before="0" w:lineRule="auto"/>
+        <w:ind w:left="720" w:hanging="360"/>
+        <w:rPr/>
+      </w:pPr>
+      <w:r>
+        <w:rPr>
+          <w:rtl w:val="0"/>
+        </w:rPr>
+        <w:t xml:space="preserve">Documenti di valutazione compilati per Alessia e Davide.</w:t>
+      </w:r>
+    </w:p>
+    <w:p>
+      <w:pPr>
+        <w:pStyle w:val="Heading3"/>
         <w:spacing w:after="240" w:before="240" w:lineRule="auto"/>
         <w:rPr/>
       </w:pPr>
-      <w:r>
-        <w:rPr>
-          <w:rtl w:val="0"/>
-        </w:rPr>
-        <w:t xml:space="preserve">Si divide in due step:</w:t>
-      </w:r>
-    </w:p>
-    <w:p>
-      <w:pPr>
-        <w:pStyle w:val="Heading5"/>
-        <w:keepNext w:val="0"/>
-        <w:keepLines w:val="0"/>
-        <w:spacing w:after="40" w:before="220" w:lineRule="auto"/>
-        <w:rPr>
-          <w:b w:val="1"/>
-          <w:color w:val="000000"/>
-          <w:sz w:val="20"/>
-          <w:szCs w:val="20"/>
-        </w:rPr>
-      </w:pPr>
-      <w:bookmarkStart w:colFirst="0" w:colLast="0" w:name="_heading=h.ce1rhqp1dl0r" w:id="7"/>
-      <w:bookmarkEnd w:id="7"/>
-      <w:r>
-        <w:rPr>
-          <w:b w:val="1"/>
-          <w:color w:val="000000"/>
-          <w:sz w:val="20"/>
-          <w:szCs w:val="20"/>
-          <w:rtl w:val="0"/>
-        </w:rPr>
-        <w:t xml:space="preserve">Step 1: Creazione del Documento di Valutazione per Marco (7 minuti)</w:t>
-      </w:r>
-    </w:p>
-    <w:p>
-      <w:pPr>
-        <w:numPr>
-          <w:ilvl w:val="0"/>
-          <w:numId w:val="1"/>
-        </w:numPr>
-        <w:spacing w:after="0" w:before="240" w:lineRule="auto"/>
-        <w:ind w:left="720" w:hanging="360"/>
-        <w:rPr/>
-      </w:pPr>
-      <w:r>
-        <w:rPr>
-          <w:rtl w:val="0"/>
-        </w:rPr>
-        <w:t xml:space="preserve">Utilizzare gli appunti 1-a-1 relativi a Marco.</w:t>
-      </w:r>
-    </w:p>
-    <w:p>
-      <w:pPr>
-        <w:numPr>
-          <w:ilvl w:val="0"/>
-          <w:numId w:val="1"/>
-        </w:numPr>
-        <w:spacing w:after="0" w:before="0" w:lineRule="auto"/>
-        <w:ind w:left="720" w:hanging="360"/>
-        <w:rPr/>
-      </w:pPr>
-      <w:r>
-        <w:rPr>
-          <w:rtl w:val="0"/>
-        </w:rPr>
-        <w:t xml:space="preserve">Aprire una nuova chat e chiedere a GiGi di compilare il template creato nella Fase 1 con le informazioni tratte dagli appunti.</w:t>
-      </w:r>
-    </w:p>
-    <w:p>
-      <w:pPr>
-        <w:numPr>
-          <w:ilvl w:val="0"/>
-          <w:numId w:val="1"/>
-        </w:numPr>
-        <w:spacing w:after="240" w:before="0" w:lineRule="auto"/>
-        <w:ind w:left="720" w:hanging="360"/>
-        <w:rPr/>
-      </w:pPr>
-      <w:r>
-        <w:rPr>
-          <w:rtl w:val="0"/>
-        </w:rPr>
-        <w:t xml:space="preserve">Assicurarsi che tutti i campi del template siano riempiti in modo coerente e strutturato.</w:t>
-      </w:r>
-    </w:p>
-    <w:p>
-      <w:pPr>
-        <w:pStyle w:val="Heading5"/>
-        <w:keepNext w:val="0"/>
-        <w:keepLines w:val="0"/>
-        <w:spacing w:after="40" w:before="220" w:lineRule="auto"/>
-        <w:rPr>
-          <w:b w:val="1"/>
-          <w:color w:val="000000"/>
-          <w:sz w:val="20"/>
-          <w:szCs w:val="20"/>
-        </w:rPr>
-      </w:pPr>
-      <w:bookmarkStart w:colFirst="0" w:colLast="0" w:name="_heading=h.d5nfhcsoe650" w:id="8"/>
-      <w:bookmarkEnd w:id="8"/>
-      <w:r>
-        <w:rPr>
-          <w:b w:val="1"/>
-          <w:color w:val="000000"/>
-          <w:sz w:val="20"/>
-          <w:szCs w:val="20"/>
-          <w:rtl w:val="0"/>
-        </w:rPr>
-        <w:t xml:space="preserve">Step 2: Creazione dei Documenti di Valutazione per Alessia e Davide (8 minuti)</w:t>
-      </w:r>
-    </w:p>
-    <w:p>
-      <w:pPr>
-        <w:numPr>
-          <w:ilvl w:val="0"/>
-          <w:numId w:val="5"/>
-        </w:numPr>
-        <w:spacing w:after="0" w:before="240" w:lineRule="auto"/>
-        <w:ind w:left="720" w:hanging="360"/>
-        <w:rPr/>
-      </w:pPr>
-      <w:r>
-        <w:rPr>
-          <w:rtl w:val="0"/>
-        </w:rPr>
-        <w:t xml:space="preserve">Utilizzare gli appunti 1-a-1 relativi a Alessia e Davide.</w:t>
-      </w:r>
-    </w:p>
-    <w:p>
-      <w:pPr>
-        <w:numPr>
-          <w:ilvl w:val="0"/>
-          <w:numId w:val="5"/>
-        </w:numPr>
-        <w:spacing w:after="0" w:before="0" w:lineRule="auto"/>
-        <w:ind w:left="720" w:hanging="360"/>
-        <w:rPr/>
-      </w:pPr>
-      <w:r>
-        <w:rPr>
-          <w:rtl w:val="0"/>
-        </w:rPr>
-        <w:t xml:space="preserve">Aprire una nuova chat e chiedere a GiGi di compilare due documenti di valutazione separati, seguendo il template standardizzato.</w:t>
-      </w:r>
-    </w:p>
-    <w:p>
-      <w:pPr>
-        <w:numPr>
-          <w:ilvl w:val="0"/>
-          <w:numId w:val="5"/>
-        </w:numPr>
-        <w:spacing w:after="240" w:before="0" w:lineRule="auto"/>
-        <w:ind w:left="720" w:hanging="360"/>
-        <w:rPr/>
-      </w:pPr>
-      <w:r>
-        <w:rPr>
-          <w:rtl w:val="0"/>
-        </w:rPr>
-        <w:t xml:space="preserve">Verificare che le informazioni siano riportate in modo chiaro e coerente.</w:t>
-      </w:r>
-    </w:p>
-    <w:p>
-      <w:pPr>
-        <w:spacing w:after="240" w:before="240" w:lineRule="auto"/>
-        <w:rPr>
-          <w:b w:val="1"/>
-        </w:rPr>
-      </w:pPr>
-      <w:r>
-        <w:rPr>
-          <w:b w:val="1"/>
-          <w:rtl w:val="0"/>
-        </w:rPr>
-        <w:t xml:space="preserve">Output atteso:</w:t>
-      </w:r>
-    </w:p>
-    <w:p>
-      <w:pPr>
-        <w:numPr>
-          <w:ilvl w:val="0"/>
-          <w:numId w:val="6"/>
-        </w:numPr>
-        <w:spacing w:after="0" w:before="240" w:lineRule="auto"/>
-        <w:ind w:left="720" w:hanging="360"/>
-        <w:rPr/>
-      </w:pPr>
-      <w:r>
-        <w:rPr>
-          <w:rtl w:val="0"/>
-        </w:rPr>
-        <w:t xml:space="preserve">Documento di valutazione compilato per Marco.</w:t>
-      </w:r>
-    </w:p>
-    <w:p>
-      <w:pPr>
-        <w:numPr>
-          <w:ilvl w:val="0"/>
-          <w:numId w:val="6"/>
-        </w:numPr>
-        <w:spacing w:after="240" w:before="0" w:lineRule="auto"/>
-        <w:ind w:left="720" w:hanging="360"/>
-        <w:rPr/>
-      </w:pPr>
-      <w:r>
-        <w:rPr>
-          <w:rtl w:val="0"/>
-        </w:rPr>
-        <w:t xml:space="preserve">Documenti di valutazione compilati per Alessia e Davide.</w:t>
-      </w:r>
-    </w:p>
-    <w:p>
-      <w:pPr>
-        <w:spacing w:after="240" w:before="240" w:lineRule="auto"/>
-        <w:rPr>
-          <w:b w:val="1"/>
-        </w:rPr>
-      </w:pPr>
-      <w:r>
-        <w:rPr>
-          <w:b w:val="1"/>
+      <w:bookmarkStart w:colFirst="0" w:colLast="0" w:name="_heading=h.u2rjksevzvfc" w:id="10"/>
+      <w:bookmarkEnd w:id="10"/>
+      <w:r>
+        <w:rPr>
           <w:rtl w:val="0"/>
         </w:rPr>
         <w:t xml:space="preserve">Fase 3 BONUS: Valutazione dei documenti</w:t>
@@ -2076,7 +2009,7 @@
 
 <file path=customXML/item1.xml><?xml version="1.0" encoding="utf-8"?>
 <go:gDocsCustomXmlDataStorage xmlns:go="http://customooxmlschemas.google.com/" xmlns:r="http://schemas.openxmlformats.org/officeDocument/2006/relationships" uri="GoogleDocsCustomDataVersion2">
-  <go:docsCustomData xmlns:go="http://customooxmlschemas.google.com/" roundtripDataSignature="AMtx7mh846aTIrKDHpmP47yYMkU2YQcrVg==">CgMxLjAyDmgubmE1OXlvOWFqY3p4Mg5oLmdlN3V5MGJwenEwaDIOaC5hem1iOXlpYXNqbTIyDmgudHJnejR6ZWljNndrMg5oLmh6dzltbjV6aGg0MTIOaC53ZHV0aWR6MmFra2syDWguaGhnN21zNDNrMHAyDmguY2UxcmhxcDFkbDByMg5oLmQ1bmZoY3NvZTY1MDgAciExQjRGajh2ZWpWc0FhN2F3Zl9YejBFLS0tWWwtVGcyUGU=</go:docsCustomData>
+  <go:docsCustomData xmlns:go="http://customooxmlschemas.google.com/" roundtripDataSignature="AMtx7mi1xxStYQsqjTKBkArA2St3StvOog==">CgMxLjAyDmgubmE1OXlvOWFqY3p4Mg5oLmNrZWx5eGt1dnR0dTIOaC5nZTd1eTBicHpxMGgyDmguYXptYjl5aWFzam0yMg5oLnRyZ3o0emVpYzZ3azIOaC5uZWRicWg3NTJhM28yDmguaHp3OW1uNXpoaDQxMg1oLmhoZzdtczQzazBwMg5oLmNlMXJocXAxZGwwcjIOaC5kNW5maGNzb2U2NTAyDmgudTJyamtzZXZ6dmZjOAByITFCNEZqOHZlalZzQWE3YXdmX1h6MEUtLS1ZbC1UZzJQZQ==</go:docsCustomData>
 </go:gDocsCustomXmlDataStorage>
 </file>
 
